--- a/Use_cases_1_2_ODY_v0.2.docx
+++ b/Use_cases_1_2_ODY_v0.2.docx
@@ -239,7 +239,23 @@
           <w:szCs w:val="28"/>
           <w:lang w:val="el-GR"/>
         </w:rPr>
-        <w:t xml:space="preserve"> χρήστη.</w:t>
+        <w:t xml:space="preserve"> χρήστη</w:t>
+      </w:r>
+      <w:r>
+        <w:rPr>
+          <w:sz w:val="28"/>
+          <w:szCs w:val="28"/>
+          <w:lang w:val="el-GR"/>
+        </w:rPr>
+        <w:t xml:space="preserve"> </w:t>
+      </w:r>
+      <w:r>
+        <w:rPr>
+          <w:sz w:val="28"/>
+          <w:szCs w:val="28"/>
+          <w:lang w:val="el-GR"/>
+        </w:rPr>
+        <w:t>από την βάση.</w:t>
       </w:r>
     </w:p>
     <w:p>
@@ -885,6 +901,54 @@
       </w:r>
       <w:r>
         <w:rPr>
+          <w:sz w:val="28"/>
+          <w:szCs w:val="28"/>
+          <w:lang w:val="el-GR"/>
+        </w:rPr>
+        <w:t xml:space="preserve">και ειδοποιεί τον δημιουργό μέσω των </w:t>
+      </w:r>
+      <w:r>
+        <w:rPr>
+          <w:sz w:val="28"/>
+          <w:szCs w:val="28"/>
+        </w:rPr>
+        <w:t>notifications</w:t>
+      </w:r>
+      <w:r>
+        <w:rPr>
+          <w:sz w:val="28"/>
+          <w:szCs w:val="28"/>
+          <w:lang w:val="el-GR"/>
+        </w:rPr>
+        <w:t xml:space="preserve"> </w:t>
+      </w:r>
+      <w:r>
+        <w:rPr>
+          <w:sz w:val="28"/>
+          <w:szCs w:val="28"/>
+          <w:lang w:val="el-GR"/>
+        </w:rPr>
+        <w:t>της εφαρμογής.</w:t>
+      </w:r>
+      <w:r>
+        <w:rPr>
+          <w:sz w:val="28"/>
+          <w:szCs w:val="28"/>
+          <w:lang w:val="el-GR"/>
+        </w:rPr>
+        <w:t xml:space="preserve"> </w:t>
+      </w:r>
+      <w:r>
+        <w:rPr>
+          <w:sz w:val="28"/>
+          <w:szCs w:val="28"/>
+          <w:highlight w:val="yellow"/>
+          <w:lang w:val="el-GR"/>
+        </w:rPr>
+        <w:t>(</w:t>
+      </w:r>
+      <w:r>
+        <w:rPr>
           <w:strike/>
           <w:sz w:val="28"/>
           <w:szCs w:val="28"/>
@@ -946,9 +1010,58 @@
         <w:rPr>
           <w:sz w:val="28"/>
           <w:szCs w:val="28"/>
+          <w:highlight w:val="yellow"/>
           <w:lang w:val="el-GR"/>
         </w:rPr>
         <w:t>.</w:t>
+      </w:r>
+      <w:r>
+        <w:rPr>
+          <w:sz w:val="28"/>
+          <w:szCs w:val="28"/>
+          <w:highlight w:val="yellow"/>
+          <w:lang w:val="el-GR"/>
+        </w:rPr>
+        <w:t>)</w:t>
+      </w:r>
+      <w:r>
+        <w:rPr>
+          <w:sz w:val="28"/>
+          <w:szCs w:val="28"/>
+          <w:highlight w:val="yellow"/>
+          <w:lang w:val="el-GR"/>
+        </w:rPr>
+        <w:t xml:space="preserve"> </w:t>
+      </w:r>
+      <w:r>
+        <w:rPr>
+          <w:b/>
+          <w:bCs/>
+          <w:sz w:val="28"/>
+          <w:szCs w:val="28"/>
+          <w:highlight w:val="yellow"/>
+          <w:lang w:val="el-GR"/>
+        </w:rPr>
+        <w:t>Ε</w:t>
+      </w:r>
+      <w:r>
+        <w:rPr>
+          <w:b/>
+          <w:bCs/>
+          <w:sz w:val="28"/>
+          <w:szCs w:val="28"/>
+          <w:highlight w:val="yellow"/>
+          <w:lang w:val="el-GR"/>
+        </w:rPr>
+        <w:t>παναδιατυπώθηκε</w:t>
+      </w:r>
+      <w:r>
+        <w:rPr>
+          <w:sz w:val="28"/>
+          <w:szCs w:val="28"/>
+          <w:lang w:val="el-GR"/>
+        </w:rPr>
+        <w:t xml:space="preserve"> </w:t>
       </w:r>
     </w:p>
     <w:p>
@@ -1038,6 +1151,7 @@
           <w:u w:val="single"/>
           <w:lang w:val="el-GR"/>
         </w:rPr>
+        <w:lastRenderedPageBreak/>
         <w:t>Εναλλακτική Ροή 1:</w:t>
       </w:r>
     </w:p>
@@ -1055,7 +1169,6 @@
           <w:szCs w:val="28"/>
           <w:lang w:val="el-GR"/>
         </w:rPr>
-        <w:lastRenderedPageBreak/>
         <w:t>4</w:t>
       </w:r>
       <w:r>
@@ -1280,111 +1393,138 @@
     <w:p>
       <w:pPr>
         <w:rPr>
-          <w:sz w:val="28"/>
-          <w:szCs w:val="28"/>
-          <w:lang w:val="el-GR"/>
-        </w:rPr>
-      </w:pPr>
-      <w:r>
-        <w:rPr>
-          <w:sz w:val="28"/>
-          <w:szCs w:val="28"/>
+          <w:strike/>
+          <w:sz w:val="28"/>
+          <w:szCs w:val="28"/>
+          <w:lang w:val="el-GR"/>
+        </w:rPr>
+      </w:pPr>
+      <w:r>
+        <w:rPr>
+          <w:strike/>
+          <w:sz w:val="28"/>
+          <w:szCs w:val="28"/>
+          <w:highlight w:val="yellow"/>
           <w:lang w:val="el-GR"/>
         </w:rPr>
         <w:t>2.</w:t>
       </w:r>
       <w:r>
         <w:rPr>
-          <w:sz w:val="28"/>
-          <w:szCs w:val="28"/>
+          <w:strike/>
+          <w:sz w:val="28"/>
+          <w:szCs w:val="28"/>
+          <w:highlight w:val="yellow"/>
           <w:lang w:val="el-GR"/>
         </w:rPr>
         <w:t xml:space="preserve">α.1. Το σύστημα </w:t>
       </w:r>
       <w:r>
         <w:rPr>
-          <w:sz w:val="28"/>
-          <w:szCs w:val="28"/>
+          <w:strike/>
+          <w:sz w:val="28"/>
+          <w:szCs w:val="28"/>
+          <w:highlight w:val="yellow"/>
           <w:lang w:val="el-GR"/>
         </w:rPr>
         <w:t>διακρίνει ότι</w:t>
       </w:r>
       <w:r>
         <w:rPr>
-          <w:sz w:val="28"/>
-          <w:szCs w:val="28"/>
+          <w:strike/>
+          <w:sz w:val="28"/>
+          <w:szCs w:val="28"/>
+          <w:highlight w:val="yellow"/>
           <w:lang w:val="el-GR"/>
         </w:rPr>
         <w:t xml:space="preserve"> </w:t>
       </w:r>
       <w:r>
         <w:rPr>
-          <w:sz w:val="28"/>
-          <w:szCs w:val="28"/>
+          <w:strike/>
+          <w:sz w:val="28"/>
+          <w:szCs w:val="28"/>
+          <w:highlight w:val="yellow"/>
           <w:lang w:val="el-GR"/>
         </w:rPr>
         <w:t xml:space="preserve">ο </w:t>
       </w:r>
       <w:r>
         <w:rPr>
-          <w:sz w:val="28"/>
-          <w:szCs w:val="28"/>
+          <w:strike/>
+          <w:sz w:val="28"/>
+          <w:szCs w:val="28"/>
+          <w:highlight w:val="yellow"/>
           <w:lang w:val="el-GR"/>
         </w:rPr>
         <w:t>κωδικ</w:t>
       </w:r>
       <w:r>
         <w:rPr>
-          <w:sz w:val="28"/>
-          <w:szCs w:val="28"/>
+          <w:strike/>
+          <w:sz w:val="28"/>
+          <w:szCs w:val="28"/>
+          <w:highlight w:val="yellow"/>
           <w:lang w:val="el-GR"/>
         </w:rPr>
         <w:t>ός</w:t>
       </w:r>
       <w:r>
         <w:rPr>
-          <w:sz w:val="28"/>
-          <w:szCs w:val="28"/>
+          <w:strike/>
+          <w:sz w:val="28"/>
+          <w:szCs w:val="28"/>
+          <w:highlight w:val="yellow"/>
           <w:lang w:val="el-GR"/>
         </w:rPr>
         <w:t xml:space="preserve"> </w:t>
       </w:r>
       <w:r>
         <w:rPr>
-          <w:sz w:val="28"/>
-          <w:szCs w:val="28"/>
+          <w:strike/>
+          <w:sz w:val="28"/>
+          <w:szCs w:val="28"/>
+          <w:highlight w:val="yellow"/>
           <w:lang w:val="el-GR"/>
         </w:rPr>
         <w:t xml:space="preserve">που εισήγαγε ο </w:t>
       </w:r>
       <w:r>
         <w:rPr>
-          <w:sz w:val="28"/>
-          <w:szCs w:val="28"/>
+          <w:strike/>
+          <w:sz w:val="28"/>
+          <w:szCs w:val="28"/>
+          <w:highlight w:val="yellow"/>
           <w:lang w:val="el-GR"/>
         </w:rPr>
         <w:t>χρήστη</w:t>
       </w:r>
       <w:r>
         <w:rPr>
-          <w:sz w:val="28"/>
-          <w:szCs w:val="28"/>
+          <w:strike/>
+          <w:sz w:val="28"/>
+          <w:szCs w:val="28"/>
+          <w:highlight w:val="yellow"/>
           <w:lang w:val="el-GR"/>
         </w:rPr>
         <w:t>ς</w:t>
       </w:r>
       <w:r>
         <w:rPr>
-          <w:sz w:val="28"/>
-          <w:szCs w:val="28"/>
+          <w:strike/>
+          <w:sz w:val="28"/>
+          <w:szCs w:val="28"/>
+          <w:highlight w:val="yellow"/>
           <w:lang w:val="el-GR"/>
         </w:rPr>
         <w:t xml:space="preserve"> </w:t>
       </w:r>
       <w:r>
         <w:rPr>
-          <w:sz w:val="28"/>
-          <w:szCs w:val="28"/>
+          <w:strike/>
+          <w:sz w:val="28"/>
+          <w:szCs w:val="28"/>
+          <w:highlight w:val="yellow"/>
           <w:lang w:val="el-GR"/>
         </w:rPr>
         <w:t>είναι λανθασμένος.</w:t>
@@ -1404,31 +1544,46 @@
           <w:szCs w:val="28"/>
           <w:lang w:val="el-GR"/>
         </w:rPr>
-        <w:t>2.</w:t>
-      </w:r>
-      <w:r>
-        <w:rPr>
-          <w:sz w:val="28"/>
-          <w:szCs w:val="28"/>
-          <w:lang w:val="el-GR"/>
-        </w:rPr>
-        <w:t xml:space="preserve">α.2. Το σύστημα ενημερώνει τον χρήστη </w:t>
-      </w:r>
-      <w:r>
-        <w:rPr>
-          <w:sz w:val="28"/>
-          <w:szCs w:val="28"/>
-          <w:lang w:val="el-GR"/>
-        </w:rPr>
-        <w:t xml:space="preserve">ότι τα στοιχεία του είναι λανθασμένα </w:t>
-      </w:r>
-      <w:r>
-        <w:rPr>
-          <w:sz w:val="28"/>
-          <w:szCs w:val="28"/>
-          <w:lang w:val="el-GR"/>
-        </w:rPr>
-        <w:t>και δεν επιτρέπει την σύνδεση του</w:t>
+        <w:t xml:space="preserve">2.α.1. Το σύστημα διακρίνει ότι ο κωδικός </w:t>
+      </w:r>
+      <w:r>
+        <w:rPr>
+          <w:sz w:val="28"/>
+          <w:szCs w:val="28"/>
+          <w:lang w:val="el-GR"/>
+        </w:rPr>
+        <w:t xml:space="preserve">ή το </w:t>
+      </w:r>
+      <w:r>
+        <w:rPr>
+          <w:sz w:val="28"/>
+          <w:szCs w:val="28"/>
+        </w:rPr>
+        <w:t>email</w:t>
+      </w:r>
+      <w:r>
+        <w:rPr>
+          <w:sz w:val="28"/>
+          <w:szCs w:val="28"/>
+          <w:lang w:val="el-GR"/>
+        </w:rPr>
+        <w:t xml:space="preserve"> </w:t>
+      </w:r>
+      <w:r>
+        <w:rPr>
+          <w:sz w:val="28"/>
+          <w:szCs w:val="28"/>
+          <w:lang w:val="el-GR"/>
+        </w:rPr>
+        <w:t>που εισήγαγε ο χρήστης είναι λανθασμέν</w:t>
+      </w:r>
+      <w:r>
+        <w:rPr>
+          <w:sz w:val="28"/>
+          <w:szCs w:val="28"/>
+          <w:lang w:val="el-GR"/>
+        </w:rPr>
+        <w:t>α</w:t>
       </w:r>
       <w:r>
         <w:rPr>
@@ -1461,39 +1616,126 @@
           <w:szCs w:val="28"/>
           <w:lang w:val="el-GR"/>
         </w:rPr>
-        <w:t xml:space="preserve">α.3. Η περίπτωση χρήσης επιστρέφει στο βήμα </w:t>
-      </w:r>
-      <w:r>
-        <w:rPr>
-          <w:sz w:val="28"/>
-          <w:szCs w:val="28"/>
-          <w:lang w:val="el-GR"/>
-        </w:rPr>
-        <w:t>1</w:t>
-      </w:r>
-      <w:r>
-        <w:rPr>
-          <w:sz w:val="28"/>
-          <w:szCs w:val="28"/>
-          <w:lang w:val="el-GR"/>
-        </w:rPr>
-        <w:t xml:space="preserve"> της </w:t>
-      </w:r>
-      <w:r>
-        <w:rPr>
-          <w:sz w:val="28"/>
-          <w:szCs w:val="28"/>
-          <w:lang w:val="el-GR"/>
-        </w:rPr>
-        <w:t>βασικής</w:t>
-      </w:r>
-      <w:r>
-        <w:rPr>
-          <w:sz w:val="28"/>
-          <w:szCs w:val="28"/>
-          <w:lang w:val="el-GR"/>
-        </w:rPr>
-        <w:t xml:space="preserve"> ροής</w:t>
+        <w:t xml:space="preserve">α.2. Το σύστημα ενημερώνει τον χρήστη </w:t>
+      </w:r>
+      <w:r>
+        <w:rPr>
+          <w:sz w:val="28"/>
+          <w:szCs w:val="28"/>
+          <w:lang w:val="el-GR"/>
+        </w:rPr>
+        <w:t>ότι τα στοιχεία</w:t>
+      </w:r>
+      <w:r>
+        <w:rPr>
+          <w:sz w:val="28"/>
+          <w:szCs w:val="28"/>
+          <w:lang w:val="el-GR"/>
+        </w:rPr>
+        <w:t xml:space="preserve"> </w:t>
+      </w:r>
+      <w:r>
+        <w:rPr>
+          <w:sz w:val="28"/>
+          <w:szCs w:val="28"/>
+          <w:lang w:val="el-GR"/>
+        </w:rPr>
+        <w:t>του</w:t>
+      </w:r>
+      <w:r>
+        <w:rPr>
+          <w:sz w:val="28"/>
+          <w:szCs w:val="28"/>
+          <w:lang w:val="el-GR"/>
+        </w:rPr>
+        <w:t>,</w:t>
+      </w:r>
+      <w:r>
+        <w:rPr>
+          <w:sz w:val="28"/>
+          <w:szCs w:val="28"/>
+          <w:lang w:val="el-GR"/>
+        </w:rPr>
+        <w:t xml:space="preserve"> </w:t>
+      </w:r>
+      <w:r>
+        <w:rPr>
+          <w:sz w:val="28"/>
+          <w:szCs w:val="28"/>
+          <w:lang w:val="el-GR"/>
+        </w:rPr>
+        <w:t>(</w:t>
+      </w:r>
+      <w:r>
+        <w:rPr>
+          <w:sz w:val="28"/>
+          <w:szCs w:val="28"/>
+          <w:lang w:val="el-GR"/>
+        </w:rPr>
+        <w:t xml:space="preserve">ο κωδικός ή το </w:t>
+      </w:r>
+      <w:r>
+        <w:rPr>
+          <w:sz w:val="28"/>
+          <w:szCs w:val="28"/>
+        </w:rPr>
+        <w:t>email</w:t>
+      </w:r>
+      <w:r>
+        <w:rPr>
+          <w:sz w:val="28"/>
+          <w:szCs w:val="28"/>
+          <w:lang w:val="el-GR"/>
+        </w:rPr>
+        <w:t>)</w:t>
+      </w:r>
+      <w:r>
+        <w:rPr>
+          <w:sz w:val="28"/>
+          <w:szCs w:val="28"/>
+          <w:lang w:val="el-GR"/>
+        </w:rPr>
+        <w:t>,</w:t>
+      </w:r>
+      <w:r>
+        <w:rPr>
+          <w:sz w:val="28"/>
+          <w:szCs w:val="28"/>
+          <w:lang w:val="el-GR"/>
+        </w:rPr>
+        <w:t xml:space="preserve"> </w:t>
+      </w:r>
+      <w:r>
+        <w:rPr>
+          <w:sz w:val="28"/>
+          <w:szCs w:val="28"/>
+          <w:lang w:val="el-GR"/>
+        </w:rPr>
+        <w:t xml:space="preserve">είναι λανθασμένα </w:t>
+      </w:r>
+      <w:r>
+        <w:rPr>
+          <w:sz w:val="28"/>
+          <w:szCs w:val="28"/>
+          <w:lang w:val="el-GR"/>
+        </w:rPr>
+        <w:t>και δεν επιτρέπει την σύνδεση του</w:t>
+      </w:r>
+      <w:r>
+        <w:rPr>
+          <w:sz w:val="28"/>
+          <w:szCs w:val="28"/>
+          <w:lang w:val="el-GR"/>
+        </w:rPr>
+        <w:t>,</w:t>
+      </w:r>
+      <w:r>
+        <w:rPr>
+          <w:sz w:val="28"/>
+          <w:szCs w:val="28"/>
+          <w:lang w:val="el-GR"/>
+        </w:rPr>
+        <w:t xml:space="preserve"> προτρέποντας τον έλεγχο ορθότητάς τους</w:t>
       </w:r>
       <w:r>
         <w:rPr>
@@ -1509,26 +1751,13 @@
         <w:rPr>
           <w:sz w:val="28"/>
           <w:szCs w:val="28"/>
-          <w:u w:val="single"/>
-          <w:lang w:val="el-GR"/>
-        </w:rPr>
-      </w:pPr>
-      <w:r>
-        <w:rPr>
-          <w:sz w:val="28"/>
-          <w:szCs w:val="28"/>
-          <w:highlight w:val="yellow"/>
-          <w:u w:val="single"/>
-          <w:lang w:val="el-GR"/>
-        </w:rPr>
-        <w:t xml:space="preserve">Εναλλακτική Ροή </w:t>
-      </w:r>
-      <w:r>
-        <w:rPr>
-          <w:sz w:val="28"/>
-          <w:szCs w:val="28"/>
-          <w:highlight w:val="yellow"/>
-          <w:u w:val="single"/>
+          <w:lang w:val="el-GR"/>
+        </w:rPr>
+      </w:pPr>
+      <w:r>
+        <w:rPr>
+          <w:sz w:val="28"/>
+          <w:szCs w:val="28"/>
           <w:lang w:val="el-GR"/>
         </w:rPr>
         <w:t>2.</w:t>
@@ -1537,8 +1766,14 @@
         <w:rPr>
           <w:sz w:val="28"/>
           <w:szCs w:val="28"/>
-          <w:highlight w:val="yellow"/>
-          <w:u w:val="single"/>
+          <w:lang w:val="el-GR"/>
+        </w:rPr>
+        <w:t xml:space="preserve">α.3. Η περίπτωση χρήσης επιστρέφει στο βήμα </w:t>
+      </w:r>
+      <w:r>
+        <w:rPr>
+          <w:sz w:val="28"/>
+          <w:szCs w:val="28"/>
           <w:lang w:val="el-GR"/>
         </w:rPr>
         <w:t>1</w:t>
@@ -1547,16 +1782,88 @@
         <w:rPr>
           <w:sz w:val="28"/>
           <w:szCs w:val="28"/>
-          <w:highlight w:val="yellow"/>
-          <w:u w:val="single"/>
-          <w:lang w:val="el-GR"/>
-        </w:rPr>
-        <w:t>:</w:t>
+          <w:lang w:val="el-GR"/>
+        </w:rPr>
+        <w:t xml:space="preserve"> της </w:t>
+      </w:r>
+      <w:r>
+        <w:rPr>
+          <w:sz w:val="28"/>
+          <w:szCs w:val="28"/>
+          <w:lang w:val="el-GR"/>
+        </w:rPr>
+        <w:t>βασικής</w:t>
+      </w:r>
+      <w:r>
+        <w:rPr>
+          <w:sz w:val="28"/>
+          <w:szCs w:val="28"/>
+          <w:lang w:val="el-GR"/>
+        </w:rPr>
+        <w:t xml:space="preserve"> ροής</w:t>
+      </w:r>
+      <w:r>
+        <w:rPr>
+          <w:sz w:val="28"/>
+          <w:szCs w:val="28"/>
+          <w:lang w:val="el-GR"/>
+        </w:rPr>
+        <w:t>.</w:t>
       </w:r>
     </w:p>
     <w:p>
       <w:pPr>
         <w:rPr>
+          <w:sz w:val="28"/>
+          <w:szCs w:val="28"/>
+          <w:u w:val="single"/>
+          <w:lang w:val="el-GR"/>
+        </w:rPr>
+      </w:pPr>
+      <w:r>
+        <w:rPr>
+          <w:sz w:val="28"/>
+          <w:szCs w:val="28"/>
+          <w:highlight w:val="yellow"/>
+          <w:u w:val="single"/>
+          <w:lang w:val="el-GR"/>
+        </w:rPr>
+        <w:t xml:space="preserve">Εναλλακτική Ροή </w:t>
+      </w:r>
+      <w:r>
+        <w:rPr>
+          <w:sz w:val="28"/>
+          <w:szCs w:val="28"/>
+          <w:highlight w:val="yellow"/>
+          <w:u w:val="single"/>
+          <w:lang w:val="el-GR"/>
+        </w:rPr>
+        <w:t>2.</w:t>
+      </w:r>
+      <w:r>
+        <w:rPr>
+          <w:sz w:val="28"/>
+          <w:szCs w:val="28"/>
+          <w:highlight w:val="yellow"/>
+          <w:u w:val="single"/>
+          <w:lang w:val="el-GR"/>
+        </w:rPr>
+        <w:t>1</w:t>
+      </w:r>
+      <w:r>
+        <w:rPr>
+          <w:sz w:val="28"/>
+          <w:szCs w:val="28"/>
+          <w:highlight w:val="yellow"/>
+          <w:u w:val="single"/>
+          <w:lang w:val="el-GR"/>
+        </w:rPr>
+        <w:t>:</w:t>
+      </w:r>
+    </w:p>
+    <w:p>
+      <w:pPr>
+        <w:rPr>
           <w:b/>
           <w:bCs/>
           <w:sz w:val="28"/>
@@ -1632,102 +1939,106 @@
     <w:p>
       <w:pPr>
         <w:rPr>
-          <w:sz w:val="28"/>
-          <w:szCs w:val="28"/>
-          <w:lang w:val="el-GR"/>
-        </w:rPr>
-      </w:pPr>
-      <w:r>
-        <w:rPr>
-          <w:sz w:val="28"/>
-          <w:szCs w:val="28"/>
+          <w:strike/>
+          <w:sz w:val="28"/>
+          <w:szCs w:val="28"/>
+          <w:lang w:val="el-GR"/>
+        </w:rPr>
+      </w:pPr>
+      <w:r>
+        <w:rPr>
+          <w:strike/>
+          <w:sz w:val="28"/>
+          <w:szCs w:val="28"/>
+          <w:highlight w:val="yellow"/>
           <w:lang w:val="el-GR"/>
         </w:rPr>
         <w:t>2.</w:t>
       </w:r>
       <w:r>
         <w:rPr>
-          <w:sz w:val="28"/>
-          <w:szCs w:val="28"/>
-          <w:lang w:val="el-GR"/>
-        </w:rPr>
-        <w:t xml:space="preserve">β.1. </w:t>
-      </w:r>
-      <w:r>
-        <w:rPr>
-          <w:sz w:val="28"/>
-          <w:szCs w:val="28"/>
-          <w:lang w:val="el-GR"/>
-        </w:rPr>
-        <w:t xml:space="preserve">Το </w:t>
-      </w:r>
-      <w:r>
-        <w:rPr>
-          <w:sz w:val="28"/>
-          <w:szCs w:val="28"/>
+          <w:strike/>
+          <w:sz w:val="28"/>
+          <w:szCs w:val="28"/>
+          <w:highlight w:val="yellow"/>
+          <w:lang w:val="el-GR"/>
+        </w:rPr>
+        <w:t xml:space="preserve">β.1. Το </w:t>
+      </w:r>
+      <w:r>
+        <w:rPr>
+          <w:strike/>
+          <w:sz w:val="28"/>
+          <w:szCs w:val="28"/>
+          <w:highlight w:val="yellow"/>
           <w:lang w:val="el-GR"/>
         </w:rPr>
         <w:t xml:space="preserve">σύστημα δεν βρήκε το </w:t>
       </w:r>
       <w:r>
         <w:rPr>
-          <w:sz w:val="28"/>
-          <w:szCs w:val="28"/>
+          <w:strike/>
+          <w:sz w:val="28"/>
+          <w:szCs w:val="28"/>
+          <w:highlight w:val="yellow"/>
         </w:rPr>
         <w:t>email</w:t>
       </w:r>
       <w:r>
         <w:rPr>
-          <w:sz w:val="28"/>
-          <w:szCs w:val="28"/>
-          <w:lang w:val="el-GR"/>
-        </w:rPr>
-        <w:t xml:space="preserve"> που εισήγαγε ο χρήστης</w:t>
-      </w:r>
-      <w:r>
-        <w:rPr>
-          <w:sz w:val="28"/>
-          <w:szCs w:val="28"/>
-          <w:lang w:val="el-GR"/>
-        </w:rPr>
-        <w:t>.</w:t>
+          <w:strike/>
+          <w:sz w:val="28"/>
+          <w:szCs w:val="28"/>
+          <w:highlight w:val="yellow"/>
+          <w:lang w:val="el-GR"/>
+        </w:rPr>
+        <w:t xml:space="preserve"> που εισήγαγε ο χρήστης.</w:t>
       </w:r>
     </w:p>
     <w:p>
       <w:pPr>
         <w:rPr>
-          <w:sz w:val="28"/>
-          <w:szCs w:val="28"/>
-          <w:lang w:val="el-GR"/>
-        </w:rPr>
-      </w:pPr>
-      <w:r>
-        <w:rPr>
-          <w:sz w:val="28"/>
-          <w:szCs w:val="28"/>
+          <w:strike/>
+          <w:sz w:val="28"/>
+          <w:szCs w:val="28"/>
+          <w:lang w:val="el-GR"/>
+        </w:rPr>
+      </w:pPr>
+      <w:r>
+        <w:rPr>
+          <w:strike/>
+          <w:sz w:val="28"/>
+          <w:szCs w:val="28"/>
+          <w:highlight w:val="yellow"/>
           <w:lang w:val="el-GR"/>
         </w:rPr>
         <w:t>2.</w:t>
       </w:r>
       <w:r>
         <w:rPr>
-          <w:sz w:val="28"/>
-          <w:szCs w:val="28"/>
+          <w:strike/>
+          <w:sz w:val="28"/>
+          <w:szCs w:val="28"/>
+          <w:highlight w:val="yellow"/>
           <w:lang w:val="el-GR"/>
         </w:rPr>
         <w:t xml:space="preserve">β.2. Το σύστημα ενημερώνει τον χρήστη να ελέγξει την ορθότητα του </w:t>
       </w:r>
       <w:r>
         <w:rPr>
-          <w:sz w:val="28"/>
-          <w:szCs w:val="28"/>
+          <w:strike/>
+          <w:sz w:val="28"/>
+          <w:szCs w:val="28"/>
+          <w:highlight w:val="yellow"/>
         </w:rPr>
         <w:t>email</w:t>
       </w:r>
       <w:r>
         <w:rPr>
-          <w:sz w:val="28"/>
-          <w:szCs w:val="28"/>
+          <w:strike/>
+          <w:sz w:val="28"/>
+          <w:szCs w:val="28"/>
+          <w:highlight w:val="yellow"/>
           <w:lang w:val="el-GR"/>
         </w:rPr>
         <w:t xml:space="preserve"> ή να δημιουργήσει λογαριασμό.</w:t>
@@ -1755,15 +2066,47 @@
           <w:szCs w:val="28"/>
           <w:lang w:val="el-GR"/>
         </w:rPr>
-        <w:t>β.2. Ο χρήστης</w:t>
-      </w:r>
-      <w:r>
-        <w:rPr>
-          <w:sz w:val="28"/>
-          <w:szCs w:val="28"/>
-          <w:lang w:val="el-GR"/>
-        </w:rPr>
-        <w:t xml:space="preserve"> διακρίνει ότι δεν έχει δημιουργήσει λογαριασμό και</w:t>
+        <w:t>β.</w:t>
+      </w:r>
+      <w:r>
+        <w:rPr>
+          <w:sz w:val="28"/>
+          <w:szCs w:val="28"/>
+          <w:lang w:val="el-GR"/>
+        </w:rPr>
+        <w:t>1</w:t>
+      </w:r>
+      <w:r>
+        <w:rPr>
+          <w:sz w:val="28"/>
+          <w:szCs w:val="28"/>
+          <w:lang w:val="el-GR"/>
+        </w:rPr>
+        <w:t>. Ο χρήστης</w:t>
+      </w:r>
+      <w:r>
+        <w:rPr>
+          <w:sz w:val="28"/>
+          <w:szCs w:val="28"/>
+          <w:lang w:val="el-GR"/>
+        </w:rPr>
+        <w:t xml:space="preserve"> </w:t>
+      </w:r>
+      <w:r>
+        <w:rPr>
+          <w:sz w:val="28"/>
+          <w:szCs w:val="28"/>
+          <w:lang w:val="el-GR"/>
+        </w:rPr>
+        <w:t>διαπιστώνει</w:t>
+      </w:r>
+      <w:r>
+        <w:rPr>
+          <w:sz w:val="28"/>
+          <w:szCs w:val="28"/>
+          <w:lang w:val="el-GR"/>
+        </w:rPr>
+        <w:t xml:space="preserve"> ότι δεν έχει δημιουργήσει λογαριασμό και</w:t>
       </w:r>
       <w:r>
         <w:rPr>
@@ -1809,6 +2152,22 @@
           <w:lang w:val="el-GR"/>
         </w:rPr>
         <w:t>”</w:t>
+      </w:r>
+      <w:r>
+        <w:rPr>
+          <w:sz w:val="28"/>
+          <w:szCs w:val="28"/>
+          <w:lang w:val="el-GR"/>
+        </w:rPr>
+        <w:t xml:space="preserve"> που βρίσκεται στην σελίδα </w:t>
+      </w:r>
+      <w:r>
+        <w:rPr>
+          <w:sz w:val="28"/>
+          <w:szCs w:val="28"/>
+          <w:lang w:val="el-GR"/>
+        </w:rPr>
+        <w:t>αυτή</w:t>
       </w:r>
       <w:r>
         <w:rPr>
@@ -1841,7 +2200,23 @@
           <w:szCs w:val="28"/>
           <w:lang w:val="el-GR"/>
         </w:rPr>
-        <w:t xml:space="preserve">β.3. </w:t>
+        <w:t>β.</w:t>
+      </w:r>
+      <w:r>
+        <w:rPr>
+          <w:sz w:val="28"/>
+          <w:szCs w:val="28"/>
+          <w:lang w:val="el-GR"/>
+        </w:rPr>
+        <w:t>2</w:t>
+      </w:r>
+      <w:r>
+        <w:rPr>
+          <w:sz w:val="28"/>
+          <w:szCs w:val="28"/>
+          <w:lang w:val="el-GR"/>
+        </w:rPr>
+        <w:t xml:space="preserve">. </w:t>
       </w:r>
       <w:r>
         <w:rPr>
@@ -1874,7 +2249,39 @@
           <w:szCs w:val="28"/>
           <w:lang w:val="el-GR"/>
         </w:rPr>
-        <w:t>4.</w:t>
+        <w:t>3</w:t>
+      </w:r>
+      <w:r>
+        <w:rPr>
+          <w:sz w:val="28"/>
+          <w:szCs w:val="28"/>
+          <w:lang w:val="el-GR"/>
+        </w:rPr>
+        <w:t>.</w:t>
+      </w:r>
+      <w:r>
+        <w:rPr>
+          <w:sz w:val="28"/>
+          <w:szCs w:val="28"/>
+          <w:lang w:val="el-GR"/>
+        </w:rPr>
+        <w:t xml:space="preserve"> Η περίπτωση χρήσης επιστρέφει στο βήμα </w:t>
+      </w:r>
+      <w:r>
+        <w:rPr>
+          <w:sz w:val="28"/>
+          <w:szCs w:val="28"/>
+          <w:lang w:val="el-GR"/>
+        </w:rPr>
+        <w:t>1</w:t>
+      </w:r>
+      <w:r>
+        <w:rPr>
+          <w:sz w:val="28"/>
+          <w:szCs w:val="28"/>
+          <w:lang w:val="el-GR"/>
+        </w:rPr>
+        <w:t xml:space="preserve"> της βασικής ροής.</w:t>
       </w:r>
       <w:r>
         <w:rPr>
@@ -1883,30 +2290,6 @@
           <w:lang w:val="el-GR"/>
         </w:rPr>
         <w:t xml:space="preserve"> </w:t>
-      </w:r>
-      <w:r>
-        <w:rPr>
-          <w:sz w:val="28"/>
-          <w:szCs w:val="28"/>
-          <w:lang w:val="el-GR"/>
-        </w:rPr>
-        <w:t xml:space="preserve">Η περίπτωση χρήσης επιστρέφει στο βήμα </w:t>
-      </w:r>
-      <w:r>
-        <w:rPr>
-          <w:sz w:val="28"/>
-          <w:szCs w:val="28"/>
-          <w:lang w:val="el-GR"/>
-        </w:rPr>
-        <w:t>1</w:t>
-      </w:r>
-      <w:r>
-        <w:rPr>
-          <w:sz w:val="28"/>
-          <w:szCs w:val="28"/>
-          <w:lang w:val="el-GR"/>
-        </w:rPr>
-        <w:t xml:space="preserve"> της βασικής ροής.</w:t>
       </w:r>
     </w:p>
     <w:p>
@@ -1914,131 +2297,46 @@
         <w:rPr>
           <w:sz w:val="28"/>
           <w:szCs w:val="28"/>
-          <w:highlight w:val="yellow"/>
-          <w:lang w:val="el-GR"/>
-        </w:rPr>
-      </w:pPr>
-      <w:r>
-        <w:rPr>
-          <w:sz w:val="28"/>
-          <w:szCs w:val="28"/>
-          <w:highlight w:val="yellow"/>
-          <w:lang w:val="el-GR"/>
-        </w:rPr>
-        <w:t>Εναλλακτική Ροή 2.1</w:t>
-      </w:r>
-      <w:r>
-        <w:rPr>
-          <w:sz w:val="28"/>
-          <w:szCs w:val="28"/>
-          <w:highlight w:val="yellow"/>
-          <w:lang w:val="el-GR"/>
-        </w:rPr>
-        <w:t>.1</w:t>
-      </w:r>
-      <w:r>
-        <w:rPr>
-          <w:sz w:val="28"/>
-          <w:szCs w:val="28"/>
-          <w:highlight w:val="yellow"/>
-          <w:lang w:val="el-GR"/>
-        </w:rPr>
-        <w:t>:</w:t>
-      </w:r>
+          <w:lang w:val="el-GR"/>
+        </w:rPr>
+      </w:pPr>
     </w:p>
     <w:p>
       <w:pPr>
         <w:rPr>
           <w:sz w:val="28"/>
           <w:szCs w:val="28"/>
-          <w:lang w:val="el-GR"/>
-        </w:rPr>
-      </w:pPr>
-      <w:r>
-        <w:rPr>
-          <w:sz w:val="28"/>
-          <w:szCs w:val="28"/>
-          <w:lang w:val="el-GR"/>
-        </w:rPr>
-        <w:t>(</w:t>
-      </w:r>
-      <w:r>
-        <w:rPr>
-          <w:sz w:val="28"/>
-          <w:szCs w:val="28"/>
-          <w:lang w:val="el-GR"/>
-        </w:rPr>
-        <w:t>2.β.2</w:t>
-      </w:r>
-      <w:r>
-        <w:rPr>
-          <w:sz w:val="28"/>
-          <w:szCs w:val="28"/>
-          <w:lang w:val="el-GR"/>
-        </w:rPr>
-        <w:t xml:space="preserve">).α.1 </w:t>
-      </w:r>
-      <w:r>
-        <w:rPr>
-          <w:sz w:val="28"/>
-          <w:szCs w:val="28"/>
-          <w:lang w:val="el-GR"/>
-        </w:rPr>
-        <w:t xml:space="preserve">Ο χρήστης </w:t>
-      </w:r>
-      <w:r>
-        <w:rPr>
-          <w:sz w:val="28"/>
-          <w:szCs w:val="28"/>
-          <w:lang w:val="el-GR"/>
-        </w:rPr>
-        <w:t>διακρίνει ότι</w:t>
-      </w:r>
-      <w:r>
-        <w:rPr>
-          <w:sz w:val="28"/>
-          <w:szCs w:val="28"/>
-          <w:lang w:val="el-GR"/>
-        </w:rPr>
-        <w:t xml:space="preserve"> η ορθότητα του </w:t>
-      </w:r>
-      <w:r>
-        <w:rPr>
-          <w:sz w:val="28"/>
-          <w:szCs w:val="28"/>
-        </w:rPr>
-        <w:t>email</w:t>
-      </w:r>
-      <w:r>
-        <w:rPr>
-          <w:sz w:val="28"/>
-          <w:szCs w:val="28"/>
-          <w:lang w:val="el-GR"/>
-        </w:rPr>
-        <w:t xml:space="preserve"> ήταν λανθασμένη</w:t>
-      </w:r>
-      <w:r>
-        <w:rPr>
-          <w:sz w:val="28"/>
-          <w:szCs w:val="28"/>
-          <w:lang w:val="el-GR"/>
-        </w:rPr>
-        <w:t xml:space="preserve"> και εισάγει το σωστό </w:t>
-      </w:r>
-      <w:r>
-        <w:rPr>
-          <w:sz w:val="28"/>
-          <w:szCs w:val="28"/>
-        </w:rPr>
-        <w:t>email</w:t>
-      </w:r>
-      <w:r>
-        <w:rPr>
-          <w:sz w:val="28"/>
-          <w:szCs w:val="28"/>
-          <w:lang w:val="el-GR"/>
-        </w:rPr>
-        <w:t>.</w:t>
+          <w:u w:val="single"/>
+          <w:lang w:val="el-GR"/>
+        </w:rPr>
+      </w:pPr>
+      <w:r>
+        <w:rPr>
+          <w:sz w:val="28"/>
+          <w:szCs w:val="28"/>
+          <w:u w:val="single"/>
+          <w:lang w:val="el-GR"/>
+        </w:rPr>
+        <w:lastRenderedPageBreak/>
+        <w:t xml:space="preserve">Εναλλακτική Ροή </w:t>
+      </w:r>
+      <w:r>
+        <w:rPr>
+          <w:sz w:val="28"/>
+          <w:szCs w:val="28"/>
+          <w:u w:val="single"/>
+          <w:lang w:val="el-GR"/>
+        </w:rPr>
+        <w:t>3</w:t>
+      </w:r>
+      <w:r>
+        <w:rPr>
+          <w:sz w:val="28"/>
+          <w:szCs w:val="28"/>
+          <w:u w:val="single"/>
+          <w:lang w:val="el-GR"/>
+        </w:rPr>
+        <w:t>:</w:t>
       </w:r>
     </w:p>
     <w:p>
@@ -2055,134 +2353,6 @@
           <w:szCs w:val="28"/>
           <w:lang w:val="el-GR"/>
         </w:rPr>
-        <w:t>(</w:t>
-      </w:r>
-      <w:r>
-        <w:rPr>
-          <w:sz w:val="28"/>
-          <w:szCs w:val="28"/>
-          <w:lang w:val="el-GR"/>
-        </w:rPr>
-        <w:t>2.β.</w:t>
-      </w:r>
-      <w:r>
-        <w:rPr>
-          <w:sz w:val="28"/>
-          <w:szCs w:val="28"/>
-          <w:lang w:val="el-GR"/>
-        </w:rPr>
-        <w:t>2)</w:t>
-      </w:r>
-      <w:r>
-        <w:rPr>
-          <w:sz w:val="28"/>
-          <w:szCs w:val="28"/>
-          <w:lang w:val="el-GR"/>
-        </w:rPr>
-        <w:t>.</w:t>
-      </w:r>
-      <w:r>
-        <w:rPr>
-          <w:sz w:val="28"/>
-          <w:szCs w:val="28"/>
-          <w:lang w:val="el-GR"/>
-        </w:rPr>
-        <w:t>α.2</w:t>
-      </w:r>
-      <w:r>
-        <w:rPr>
-          <w:sz w:val="28"/>
-          <w:szCs w:val="28"/>
-          <w:lang w:val="el-GR"/>
-        </w:rPr>
-        <w:t xml:space="preserve"> Η περίπτωση χρήσης επιστρέφει στο βήμα </w:t>
-      </w:r>
-      <w:r>
-        <w:rPr>
-          <w:sz w:val="28"/>
-          <w:szCs w:val="28"/>
-          <w:lang w:val="el-GR"/>
-        </w:rPr>
-        <w:t>2</w:t>
-      </w:r>
-      <w:r>
-        <w:rPr>
-          <w:sz w:val="28"/>
-          <w:szCs w:val="28"/>
-          <w:lang w:val="el-GR"/>
-        </w:rPr>
-        <w:t xml:space="preserve"> της βασικής ροής.</w:t>
-      </w:r>
-      <w:r>
-        <w:rPr>
-          <w:sz w:val="28"/>
-          <w:szCs w:val="28"/>
-          <w:lang w:val="el-GR"/>
-        </w:rPr>
-        <w:t xml:space="preserve"> </w:t>
-      </w:r>
-    </w:p>
-    <w:p>
-      <w:pPr>
-        <w:rPr>
-          <w:sz w:val="28"/>
-          <w:szCs w:val="28"/>
-          <w:lang w:val="el-GR"/>
-        </w:rPr>
-      </w:pPr>
-    </w:p>
-    <w:p>
-      <w:pPr>
-        <w:rPr>
-          <w:sz w:val="28"/>
-          <w:szCs w:val="28"/>
-          <w:u w:val="single"/>
-          <w:lang w:val="el-GR"/>
-        </w:rPr>
-      </w:pPr>
-      <w:r>
-        <w:rPr>
-          <w:sz w:val="28"/>
-          <w:szCs w:val="28"/>
-          <w:u w:val="single"/>
-          <w:lang w:val="el-GR"/>
-        </w:rPr>
-        <w:t xml:space="preserve">Εναλλακτική Ροή </w:t>
-      </w:r>
-      <w:r>
-        <w:rPr>
-          <w:sz w:val="28"/>
-          <w:szCs w:val="28"/>
-          <w:u w:val="single"/>
-          <w:lang w:val="el-GR"/>
-        </w:rPr>
-        <w:t>3</w:t>
-      </w:r>
-      <w:r>
-        <w:rPr>
-          <w:sz w:val="28"/>
-          <w:szCs w:val="28"/>
-          <w:u w:val="single"/>
-          <w:lang w:val="el-GR"/>
-        </w:rPr>
-        <w:t>:</w:t>
-      </w:r>
-    </w:p>
-    <w:p>
-      <w:pPr>
-        <w:rPr>
-          <w:sz w:val="28"/>
-          <w:szCs w:val="28"/>
-          <w:lang w:val="el-GR"/>
-        </w:rPr>
-      </w:pPr>
-      <w:r>
-        <w:rPr>
-          <w:sz w:val="28"/>
-          <w:szCs w:val="28"/>
-          <w:lang w:val="el-GR"/>
-        </w:rPr>
-        <w:lastRenderedPageBreak/>
         <w:t xml:space="preserve">9.α.1. Ο χρήστης επιλέγει να απορρίψει την αίτηση επιλέγοντας το </w:t>
       </w:r>
       <w:r>
@@ -2870,6 +3040,30 @@
           <w:szCs w:val="28"/>
           <w:lang w:val="el-GR"/>
         </w:rPr>
+        <w:t>προσθήκη νέου μέλους</w:t>
+      </w:r>
+      <w:r>
+        <w:rPr>
+          <w:sz w:val="28"/>
+          <w:szCs w:val="28"/>
+          <w:lang w:val="el-GR"/>
+        </w:rPr>
+        <w:t xml:space="preserve"> </w:t>
+      </w:r>
+      <w:r>
+        <w:rPr>
+          <w:sz w:val="28"/>
+          <w:szCs w:val="28"/>
+          <w:lang w:val="el-GR"/>
+        </w:rPr>
+        <w:t xml:space="preserve">(αναπαρίσταται με το </w:t>
+      </w:r>
+      <w:r>
+        <w:rPr>
+          <w:sz w:val="28"/>
+          <w:szCs w:val="28"/>
+          <w:lang w:val="el-GR"/>
+        </w:rPr>
         <w:t>“</w:t>
       </w:r>
       <w:r>
@@ -2887,6 +3081,14 @@
           <w:lang w:val="el-GR"/>
         </w:rPr>
         <w:t>”</w:t>
+      </w:r>
+      <w:r>
+        <w:rPr>
+          <w:sz w:val="28"/>
+          <w:szCs w:val="28"/>
+          <w:lang w:val="el-GR"/>
+        </w:rPr>
+        <w:t>)</w:t>
       </w:r>
       <w:r>
         <w:rPr>
@@ -3005,6 +3207,14 @@
         </w:rPr>
         <w:t>.</w:t>
       </w:r>
+      <w:r>
+        <w:rPr>
+          <w:sz w:val="28"/>
+          <w:szCs w:val="28"/>
+          <w:lang w:val="el-GR"/>
+        </w:rPr>
+        <w:t xml:space="preserve"> </w:t>
+      </w:r>
     </w:p>
     <w:p>
       <w:pPr>
@@ -4205,6 +4415,7 @@
         <w:rPr>
           <w:sz w:val="28"/>
           <w:szCs w:val="28"/>
+          <w:lang w:val="el-GR"/>
         </w:rPr>
       </w:pPr>
       <w:r>
@@ -4255,6 +4466,7 @@
         </w:rPr>
         <w:t>“</w:t>
       </w:r>
+      <w:proofErr w:type="spellStart"/>
       <w:r>
         <w:rPr>
           <w:sz w:val="28"/>
@@ -4263,6 +4475,7 @@
         </w:rPr>
         <w:t>decline</w:t>
       </w:r>
+      <w:proofErr w:type="spellEnd"/>
       <w:r>
         <w:rPr>
           <w:sz w:val="28"/>
@@ -4295,15 +4508,7 @@
           <w:szCs w:val="28"/>
           <w:lang w:val="el-GR"/>
         </w:rPr>
-        <w:t xml:space="preserve">7.α.2. </w:t>
-      </w:r>
-      <w:r>
-        <w:rPr>
-          <w:sz w:val="28"/>
-          <w:szCs w:val="28"/>
-          <w:lang w:val="el-GR"/>
-        </w:rPr>
-        <w:t xml:space="preserve">Το σύστημα </w:t>
+        <w:t xml:space="preserve">7.α.2. Το σύστημα </w:t>
       </w:r>
       <w:r>
         <w:rPr>
